--- a/fast_algorithms_in_protection_systems/Отчёты/Практическое занятие № 1/Практическое занятие № 1.docx
+++ b/fast_algorithms_in_protection_systems/Отчёты/Практическое занятие № 1/Практическое занятие № 1.docx
@@ -493,7 +493,15 @@
                 <w:sz w:val="28"/>
                 <w:szCs w:val="28"/>
               </w:rPr>
-              <w:t>Выполнили: студенты группы ВКБ51</w:t>
+              <w:t>Выполнили: студенты группы ВКБ5</w:t>
+            </w:r>
+            <w:r>
+              <w:rPr>
+                <w:rFonts w:ascii="Times New Roman" w:hAnsi="Times New Roman" w:cs="Times New Roman"/>
+                <w:sz w:val="28"/>
+                <w:szCs w:val="28"/>
+              </w:rPr>
+              <w:t>3</w:t>
             </w:r>
           </w:p>
         </w:tc>
@@ -529,7 +537,7 @@
                 <w:sz w:val="28"/>
                 <w:szCs w:val="28"/>
               </w:rPr>
-              <w:t>Савин Александр</w:t>
+              <w:t>Ковалев Д.П.</w:t>
             </w:r>
           </w:p>
         </w:tc>
@@ -565,7 +573,7 @@
                 <w:sz w:val="28"/>
                 <w:szCs w:val="28"/>
               </w:rPr>
-              <w:t>Сац Никита</w:t>
+              <w:t>Лёза А.А</w:t>
             </w:r>
           </w:p>
         </w:tc>
@@ -595,23 +603,13 @@
                 <w:szCs w:val="28"/>
               </w:rPr>
             </w:pPr>
-            <w:proofErr w:type="spellStart"/>
             <w:r>
               <w:rPr>
                 <w:rFonts w:ascii="Times New Roman" w:hAnsi="Times New Roman" w:cs="Times New Roman"/>
                 <w:sz w:val="28"/>
                 <w:szCs w:val="28"/>
               </w:rPr>
-              <w:t>Пересада</w:t>
-            </w:r>
-            <w:proofErr w:type="spellEnd"/>
-            <w:r>
-              <w:rPr>
-                <w:rFonts w:ascii="Times New Roman" w:hAnsi="Times New Roman" w:cs="Times New Roman"/>
-                <w:sz w:val="28"/>
-                <w:szCs w:val="28"/>
-              </w:rPr>
-              <w:t xml:space="preserve"> Никита</w:t>
+              <w:t>Ермолаев Б.Ю.</w:t>
             </w:r>
           </w:p>
         </w:tc>
@@ -647,7 +645,15 @@
                 <w:sz w:val="28"/>
                 <w:szCs w:val="28"/>
               </w:rPr>
-              <w:t xml:space="preserve">Якушевский Сергей </w:t>
+              <w:t>Голованов Ф.А.</w:t>
+            </w:r>
+            <w:r>
+              <w:rPr>
+                <w:rFonts w:ascii="Times New Roman" w:hAnsi="Times New Roman" w:cs="Times New Roman"/>
+                <w:sz w:val="28"/>
+                <w:szCs w:val="28"/>
+              </w:rPr>
+              <w:t xml:space="preserve"> </w:t>
             </w:r>
           </w:p>
         </w:tc>
@@ -721,7 +727,7 @@
                 <w:sz w:val="28"/>
                 <w:szCs w:val="28"/>
               </w:rPr>
-              <w:t xml:space="preserve">Проверил: профессор </w:t>
+              <w:t xml:space="preserve">Проверил:  </w:t>
             </w:r>
           </w:p>
         </w:tc>
@@ -757,7 +763,7 @@
                 <w:sz w:val="28"/>
                 <w:szCs w:val="28"/>
               </w:rPr>
-              <w:t>Черкесова Лариса Владимировна</w:t>
+              <w:t>Молодцова А.И.</w:t>
             </w:r>
           </w:p>
         </w:tc>
@@ -1079,7 +1085,16 @@
           <w:sz w:val="28"/>
           <w:szCs w:val="28"/>
         </w:rPr>
-        <w:t>В нынешней геополитической ситуации Россия, как и другие страны, сталкивается с многообразными и усложняющимися киберугрозами, которые тесно переплетаются с глобальным противостоянием. Киберпространство стало важным «полем боя» как за политические симпатии граждан внутри страны, так и мощным рычагом влияния на геополитические процессы на международной арене.</w:t>
+        <w:t xml:space="preserve">В нынешней геополитической ситуации Россия, как и другие страны, сталкивается с многообразными и усложняющимися киберугрозами, которые тесно переплетаются с глобальным противостоянием. Киберпространство стало важным </w:t>
+      </w:r>
+      <w:r>
+        <w:rPr>
+          <w:rFonts w:ascii="Times New Roman" w:hAnsi="Times New Roman" w:cs="Times New Roman"/>
+          <w:sz w:val="28"/>
+          <w:szCs w:val="28"/>
+        </w:rPr>
+        <w:lastRenderedPageBreak/>
+        <w:t>«полем боя» как за политические симпатии граждан внутри страны, так и мощным рычагом влияния на геополитические процессы на международной арене.</w:t>
       </w:r>
     </w:p>
     <w:p>
@@ -1142,121 +1157,58 @@
           <w:sz w:val="28"/>
           <w:szCs w:val="28"/>
         </w:rPr>
-        <w:t>Государственное спонсирование кибератак и «технический симбиоз»: Все чаще кибератаки, маскируясь под действия террористов, на самом деле проводятся «профессионалами специальных служб (</w:t>
-      </w:r>
-      <w:proofErr w:type="spellStart"/>
-      <w:r>
-        <w:rPr>
-          <w:rFonts w:ascii="Times New Roman" w:hAnsi="Times New Roman" w:cs="Times New Roman"/>
-          <w:sz w:val="28"/>
-          <w:szCs w:val="28"/>
-        </w:rPr>
-        <w:t>киберподразделений</w:t>
-      </w:r>
-      <w:proofErr w:type="spellEnd"/>
-      <w:r>
-        <w:rPr>
-          <w:rFonts w:ascii="Times New Roman" w:hAnsi="Times New Roman" w:cs="Times New Roman"/>
-          <w:sz w:val="28"/>
-          <w:szCs w:val="28"/>
-        </w:rPr>
-        <w:t>) иностранных государств» для достижения геополитических целей. Существует также «технический симбиоз» между киберпреступниками и государственными спецслужбами, когда спецслужбы негласно сотрудничают с хакерами, используя их схемы для своих разведывательных операций, получая доступ к конфиденциальной информации без прямого взлома. В 2017 году западные компании из сферы информбезопасности насчитали более 40 таких атак, маскированных ЦРУ под «русский, китайский, арабский, корейский, иранский следы».</w:t>
-      </w:r>
-    </w:p>
-    <w:p>
-      <w:pPr>
-        <w:spacing w:line="360" w:lineRule="auto"/>
-        <w:ind w:firstLine="709"/>
-        <w:contextualSpacing/>
-        <w:jc w:val="both"/>
-        <w:rPr>
-          <w:rFonts w:ascii="Times New Roman" w:hAnsi="Times New Roman" w:cs="Times New Roman"/>
-          <w:sz w:val="28"/>
-          <w:szCs w:val="28"/>
-        </w:rPr>
-      </w:pPr>
-      <w:r>
-        <w:rPr>
-          <w:rFonts w:ascii="Times New Roman" w:hAnsi="Times New Roman" w:cs="Times New Roman"/>
-          <w:sz w:val="28"/>
-          <w:szCs w:val="28"/>
-        </w:rPr>
-        <w:t xml:space="preserve">Прямые кибератаки против России: Отмечаются заявления хакерских групп о начале «кибервойны» против России, с публикацией данных об аккаунтах государственных, правоохранительных, образовательных, финансовых и медицинских учреждений, как, например, Project </w:t>
-      </w:r>
-      <w:proofErr w:type="spellStart"/>
-      <w:r>
-        <w:rPr>
-          <w:rFonts w:ascii="Times New Roman" w:hAnsi="Times New Roman" w:cs="Times New Roman"/>
-          <w:sz w:val="28"/>
-          <w:szCs w:val="28"/>
-        </w:rPr>
-        <w:t>BlackStar</w:t>
-      </w:r>
-      <w:proofErr w:type="spellEnd"/>
-      <w:r>
-        <w:rPr>
-          <w:rFonts w:ascii="Times New Roman" w:hAnsi="Times New Roman" w:cs="Times New Roman"/>
-          <w:sz w:val="28"/>
-          <w:szCs w:val="28"/>
-        </w:rPr>
-        <w:t xml:space="preserve"> группы </w:t>
-      </w:r>
-      <w:proofErr w:type="spellStart"/>
-      <w:r>
-        <w:rPr>
-          <w:rFonts w:ascii="Times New Roman" w:hAnsi="Times New Roman" w:cs="Times New Roman"/>
-          <w:sz w:val="28"/>
-          <w:szCs w:val="28"/>
-        </w:rPr>
-        <w:t>GhostShell</w:t>
-      </w:r>
-      <w:proofErr w:type="spellEnd"/>
-      <w:r>
-        <w:rPr>
-          <w:rFonts w:ascii="Times New Roman" w:hAnsi="Times New Roman" w:cs="Times New Roman"/>
-          <w:sz w:val="28"/>
-          <w:szCs w:val="28"/>
-        </w:rPr>
-        <w:t>. По данным ФСБ, значительная часть хакерской активности, направленной против России, исходит с территории Украины.</w:t>
-      </w:r>
-    </w:p>
-    <w:p>
-      <w:pPr>
-        <w:spacing w:line="360" w:lineRule="auto"/>
-        <w:ind w:firstLine="709"/>
-        <w:contextualSpacing/>
-        <w:jc w:val="both"/>
-        <w:rPr>
-          <w:rFonts w:ascii="Times New Roman" w:hAnsi="Times New Roman" w:cs="Times New Roman"/>
-          <w:sz w:val="28"/>
-          <w:szCs w:val="28"/>
-        </w:rPr>
-      </w:pPr>
-      <w:r>
-        <w:rPr>
-          <w:rFonts w:ascii="Times New Roman" w:hAnsi="Times New Roman" w:cs="Times New Roman"/>
-          <w:sz w:val="28"/>
-          <w:szCs w:val="28"/>
-        </w:rPr>
-        <w:t>Уязвимость критических инфраструктур: Зависимость жизни общества от компьютерных систем увеличивает уязвимость России и других стран перед кибертеррористами. Хотя уровень защиты атомных объектов в России считается одним из лучших в мире, другие критические инфраструктуры, такие как энергетические системы, нефте- и газопроводы, атомные и тепловые электростанции, остаются объектами потенциальных кибератак. В России также введен Федеральный закон «О безопасности критической информационной инфраструктуры Российской Федерации» и создается Государственная система обнаружения, предупреждения и ликвидации последствий компьютерных атак (</w:t>
-      </w:r>
-      <w:proofErr w:type="spellStart"/>
-      <w:r>
-        <w:rPr>
-          <w:rFonts w:ascii="Times New Roman" w:hAnsi="Times New Roman" w:cs="Times New Roman"/>
-          <w:sz w:val="28"/>
-          <w:szCs w:val="28"/>
-        </w:rPr>
-        <w:t>ГосСОПКА</w:t>
-      </w:r>
-      <w:proofErr w:type="spellEnd"/>
-      <w:r>
-        <w:rPr>
-          <w:rFonts w:ascii="Times New Roman" w:hAnsi="Times New Roman" w:cs="Times New Roman"/>
-          <w:sz w:val="28"/>
-          <w:szCs w:val="28"/>
-        </w:rPr>
-        <w:t>).</w:t>
+        <w:t>Государственное спонсирование кибератак и «технический симбиоз»: Все чаще кибератаки, маскируясь под действия террористов, на самом деле проводятся «профессионалами специальных служб (киберподразделений) иностранных государств» для достижения геополитических целей. Существует также «технический симбиоз» между киберпреступниками и государственными спецслужбами, когда спецслужбы негласно сотрудничают с хакерами, используя их схемы для своих разведывательных операций, получая доступ к конфиденциальной информации без прямого взлома. В 2017 году западные компании из сферы информбезопасности насчитали более 40 таких атак, маскированных ЦРУ под «русский, китайский, арабский, корейский, иранский следы».</w:t>
+      </w:r>
+    </w:p>
+    <w:p>
+      <w:pPr>
+        <w:spacing w:line="360" w:lineRule="auto"/>
+        <w:ind w:firstLine="709"/>
+        <w:contextualSpacing/>
+        <w:jc w:val="both"/>
+        <w:rPr>
+          <w:rFonts w:ascii="Times New Roman" w:hAnsi="Times New Roman" w:cs="Times New Roman"/>
+          <w:sz w:val="28"/>
+          <w:szCs w:val="28"/>
+        </w:rPr>
+      </w:pPr>
+      <w:r>
+        <w:rPr>
+          <w:rFonts w:ascii="Times New Roman" w:hAnsi="Times New Roman" w:cs="Times New Roman"/>
+          <w:sz w:val="28"/>
+          <w:szCs w:val="28"/>
+        </w:rPr>
+        <w:t xml:space="preserve">Прямые кибератаки против России: Отмечаются заявления хакерских групп о начале «кибервойны» против России, с публикацией данных об аккаунтах государственных, правоохранительных, образовательных, финансовых и медицинских учреждений, как, например, Project BlackStar группы GhostShell. По </w:t>
+      </w:r>
+      <w:r>
+        <w:rPr>
+          <w:rFonts w:ascii="Times New Roman" w:hAnsi="Times New Roman" w:cs="Times New Roman"/>
+          <w:sz w:val="28"/>
+          <w:szCs w:val="28"/>
+        </w:rPr>
+        <w:lastRenderedPageBreak/>
+        <w:t>данным ФСБ, значительная часть хакерской активности, направленной против России, исходит с территории Украины.</w:t>
+      </w:r>
+    </w:p>
+    <w:p>
+      <w:pPr>
+        <w:spacing w:line="360" w:lineRule="auto"/>
+        <w:ind w:firstLine="709"/>
+        <w:contextualSpacing/>
+        <w:jc w:val="both"/>
+        <w:rPr>
+          <w:rFonts w:ascii="Times New Roman" w:hAnsi="Times New Roman" w:cs="Times New Roman"/>
+          <w:sz w:val="28"/>
+          <w:szCs w:val="28"/>
+        </w:rPr>
+      </w:pPr>
+      <w:r>
+        <w:rPr>
+          <w:rFonts w:ascii="Times New Roman" w:hAnsi="Times New Roman" w:cs="Times New Roman"/>
+          <w:sz w:val="28"/>
+          <w:szCs w:val="28"/>
+        </w:rPr>
+        <w:t>Уязвимость критических инфраструктур: Зависимость жизни общества от компьютерных систем увеличивает уязвимость России и других стран перед кибертеррористами. Хотя уровень защиты атомных объектов в России считается одним из лучших в мире, другие критические инфраструктуры, такие как энергетические системы, нефте- и газопроводы, атомные и тепловые электростанции, остаются объектами потенциальных кибератак. В России также введен Федеральный закон «О безопасности критической информационной инфраструктуры Российской Федерации» и создается Государственная система обнаружения, предупреждения и ликвидации последствий компьютерных атак (ГосСОПКА).</w:t>
       </w:r>
     </w:p>
     <w:p>
@@ -1319,7 +1271,16 @@
           <w:sz w:val="28"/>
           <w:szCs w:val="28"/>
         </w:rPr>
-        <w:t>Высокотехнологичные киберпреступления и их тестирование: Русский сегмент хакеров признается источником 80% самых сложных технологических схем в мире, а их новые вирусы и сценарии целевых атак часто тестируются на российских банках и компаниях. Это указывает на высокий уровень киберугроз и для самой России.</w:t>
+        <w:t xml:space="preserve">Высокотехнологичные киберпреступления и их тестирование: Русский сегмент хакеров признается источником 80% самых сложных технологических </w:t>
+      </w:r>
+      <w:r>
+        <w:rPr>
+          <w:rFonts w:ascii="Times New Roman" w:hAnsi="Times New Roman" w:cs="Times New Roman"/>
+          <w:sz w:val="28"/>
+          <w:szCs w:val="28"/>
+        </w:rPr>
+        <w:lastRenderedPageBreak/>
+        <w:t>схем в мире, а их новые вирусы и сценарии целевых атак часто тестируются на российских банках и компаниях. Это указывает на высокий уровень киберугроз и для самой России.</w:t>
       </w:r>
     </w:p>
     <w:p>
@@ -1498,6 +1459,7 @@
           <w:sz w:val="28"/>
           <w:szCs w:val="28"/>
         </w:rPr>
+        <w:lastRenderedPageBreak/>
         <w:t>Незаконный доступ (ст. 2): Противоправный умышленный доступ к компьютерной системе или ее части.</w:t>
       </w:r>
     </w:p>
@@ -1790,6 +1752,7 @@
           <w:sz w:val="28"/>
           <w:szCs w:val="28"/>
         </w:rPr>
+        <w:lastRenderedPageBreak/>
         <w:t>Компьютерные вирусы, в том числе сетевые (черви), модифицирующие.</w:t>
       </w:r>
     </w:p>
@@ -1888,23 +1851,13 @@
           <w:szCs w:val="28"/>
         </w:rPr>
       </w:pPr>
-      <w:proofErr w:type="spellStart"/>
-      <w:r>
-        <w:rPr>
-          <w:rFonts w:ascii="Times New Roman" w:hAnsi="Times New Roman" w:cs="Times New Roman"/>
-          <w:sz w:val="28"/>
-          <w:szCs w:val="28"/>
-        </w:rPr>
-        <w:t>Киберсолдаты</w:t>
-      </w:r>
-      <w:proofErr w:type="spellEnd"/>
-      <w:r>
-        <w:rPr>
-          <w:rFonts w:ascii="Times New Roman" w:hAnsi="Times New Roman" w:cs="Times New Roman"/>
-          <w:sz w:val="28"/>
-          <w:szCs w:val="28"/>
-        </w:rPr>
-        <w:t>: Финансируются государственными структурами и участвуют в кибервойнах.</w:t>
+      <w:r>
+        <w:rPr>
+          <w:rFonts w:ascii="Times New Roman" w:hAnsi="Times New Roman" w:cs="Times New Roman"/>
+          <w:sz w:val="28"/>
+          <w:szCs w:val="28"/>
+        </w:rPr>
+        <w:t>Киберсолдаты: Финансируются государственными структурами и участвуют в кибервойнах.</w:t>
       </w:r>
     </w:p>
     <w:p>
@@ -1948,23 +1901,13 @@
           <w:szCs w:val="28"/>
         </w:rPr>
       </w:pPr>
-      <w:proofErr w:type="spellStart"/>
-      <w:r>
-        <w:rPr>
-          <w:rFonts w:ascii="Times New Roman" w:hAnsi="Times New Roman" w:cs="Times New Roman"/>
-          <w:sz w:val="28"/>
-          <w:szCs w:val="28"/>
-        </w:rPr>
-        <w:t>Дропперы</w:t>
-      </w:r>
-      <w:proofErr w:type="spellEnd"/>
-      <w:r>
-        <w:rPr>
-          <w:rFonts w:ascii="Times New Roman" w:hAnsi="Times New Roman" w:cs="Times New Roman"/>
-          <w:sz w:val="28"/>
-          <w:szCs w:val="28"/>
-        </w:rPr>
-        <w:t>: Распространяют программы, которые скрытно устанавливают вредоносное ПО.</w:t>
+      <w:r>
+        <w:rPr>
+          <w:rFonts w:ascii="Times New Roman" w:hAnsi="Times New Roman" w:cs="Times New Roman"/>
+          <w:sz w:val="28"/>
+          <w:szCs w:val="28"/>
+        </w:rPr>
+        <w:t>Дропперы: Распространяют программы, которые скрытно устанавливают вредоносное ПО.</w:t>
       </w:r>
     </w:p>
     <w:p>
@@ -2008,59 +1951,13 @@
           <w:szCs w:val="28"/>
         </w:rPr>
       </w:pPr>
-      <w:proofErr w:type="spellStart"/>
-      <w:r>
-        <w:rPr>
-          <w:rFonts w:ascii="Times New Roman" w:hAnsi="Times New Roman" w:cs="Times New Roman"/>
-          <w:sz w:val="28"/>
-          <w:szCs w:val="28"/>
-        </w:rPr>
-        <w:t>Рефоводы</w:t>
-      </w:r>
-      <w:proofErr w:type="spellEnd"/>
-      <w:r>
-        <w:rPr>
-          <w:rFonts w:ascii="Times New Roman" w:hAnsi="Times New Roman" w:cs="Times New Roman"/>
-          <w:sz w:val="28"/>
-          <w:szCs w:val="28"/>
-        </w:rPr>
-        <w:t xml:space="preserve">: Привлекают новых инвесторов в высокодоходные инвестиционные программы (Хайпы) через реферальные ссылки, получая доход от их вложений. Могут быть как «неосознанными </w:t>
-      </w:r>
-      <w:proofErr w:type="spellStart"/>
-      <w:r>
-        <w:rPr>
-          <w:rFonts w:ascii="Times New Roman" w:hAnsi="Times New Roman" w:cs="Times New Roman"/>
-          <w:sz w:val="28"/>
-          <w:szCs w:val="28"/>
-        </w:rPr>
-        <w:t>лоховодами</w:t>
-      </w:r>
-      <w:proofErr w:type="spellEnd"/>
-      <w:r>
-        <w:rPr>
-          <w:rFonts w:ascii="Times New Roman" w:hAnsi="Times New Roman" w:cs="Times New Roman"/>
-          <w:sz w:val="28"/>
-          <w:szCs w:val="28"/>
-        </w:rPr>
-        <w:t>», не знающими о мошенничестве, так и целенаправленными «</w:t>
-      </w:r>
-      <w:proofErr w:type="spellStart"/>
-      <w:r>
-        <w:rPr>
-          <w:rFonts w:ascii="Times New Roman" w:hAnsi="Times New Roman" w:cs="Times New Roman"/>
-          <w:sz w:val="28"/>
-          <w:szCs w:val="28"/>
-        </w:rPr>
-        <w:t>лоховодами</w:t>
-      </w:r>
-      <w:proofErr w:type="spellEnd"/>
-      <w:r>
-        <w:rPr>
-          <w:rFonts w:ascii="Times New Roman" w:hAnsi="Times New Roman" w:cs="Times New Roman"/>
-          <w:sz w:val="28"/>
-          <w:szCs w:val="28"/>
-        </w:rPr>
-        <w:t>», стремящимися привлечь максимум инвесторов.</w:t>
+      <w:r>
+        <w:rPr>
+          <w:rFonts w:ascii="Times New Roman" w:hAnsi="Times New Roman" w:cs="Times New Roman"/>
+          <w:sz w:val="28"/>
+          <w:szCs w:val="28"/>
+        </w:rPr>
+        <w:t>Рефоводы: Привлекают новых инвесторов в высокодоходные инвестиционные программы (Хайпы) через реферальные ссылки, получая доход от их вложений. Могут быть как «неосознанными лоховодами», не знающими о мошенничестве, так и целенаправленными «лоховодами», стремящимися привлечь максимум инвесторов.</w:t>
       </w:r>
     </w:p>
     <w:p>
@@ -2079,23 +1976,13 @@
           <w:szCs w:val="28"/>
         </w:rPr>
       </w:pPr>
-      <w:proofErr w:type="spellStart"/>
-      <w:r>
-        <w:rPr>
-          <w:rFonts w:ascii="Times New Roman" w:hAnsi="Times New Roman" w:cs="Times New Roman"/>
-          <w:sz w:val="28"/>
-          <w:szCs w:val="28"/>
-        </w:rPr>
-        <w:t>Ботоводы</w:t>
-      </w:r>
-      <w:proofErr w:type="spellEnd"/>
-      <w:r>
-        <w:rPr>
-          <w:rFonts w:ascii="Times New Roman" w:hAnsi="Times New Roman" w:cs="Times New Roman"/>
-          <w:sz w:val="28"/>
-          <w:szCs w:val="28"/>
-        </w:rPr>
-        <w:t>: Управляют ботнетами – сетями зараженных компьютеров.</w:t>
+      <w:r>
+        <w:rPr>
+          <w:rFonts w:ascii="Times New Roman" w:hAnsi="Times New Roman" w:cs="Times New Roman"/>
+          <w:sz w:val="28"/>
+          <w:szCs w:val="28"/>
+        </w:rPr>
+        <w:t>Ботоводы: Управляют ботнетами – сетями зараженных компьютеров.</w:t>
       </w:r>
     </w:p>
     <w:p>
@@ -2114,41 +2001,22 @@
           <w:szCs w:val="28"/>
         </w:rPr>
       </w:pPr>
-      <w:proofErr w:type="spellStart"/>
-      <w:r>
-        <w:rPr>
-          <w:rFonts w:ascii="Times New Roman" w:hAnsi="Times New Roman" w:cs="Times New Roman"/>
-          <w:sz w:val="28"/>
-          <w:szCs w:val="28"/>
-        </w:rPr>
-        <w:t>Хактивисты</w:t>
-      </w:r>
-      <w:proofErr w:type="spellEnd"/>
-      <w:r>
-        <w:rPr>
-          <w:rFonts w:ascii="Times New Roman" w:hAnsi="Times New Roman" w:cs="Times New Roman"/>
-          <w:sz w:val="28"/>
-          <w:szCs w:val="28"/>
-        </w:rPr>
-        <w:t xml:space="preserve">: Хакеры, мотивированные политическими убеждениями (защита свободы слова, информации), совершающие атаки для продвижения своих ценностей. Они считают себя «Робинами Гудами» современного общества, но их действия могут вызывать хаос. Пример — группировка </w:t>
-      </w:r>
-      <w:proofErr w:type="spellStart"/>
-      <w:r>
-        <w:rPr>
-          <w:rFonts w:ascii="Times New Roman" w:hAnsi="Times New Roman" w:cs="Times New Roman"/>
-          <w:sz w:val="28"/>
-          <w:szCs w:val="28"/>
-        </w:rPr>
-        <w:t>Anonymous</w:t>
-      </w:r>
-      <w:proofErr w:type="spellEnd"/>
-      <w:r>
-        <w:rPr>
-          <w:rFonts w:ascii="Times New Roman" w:hAnsi="Times New Roman" w:cs="Times New Roman"/>
-          <w:sz w:val="28"/>
-          <w:szCs w:val="28"/>
-        </w:rPr>
-        <w:t>.</w:t>
+      <w:r>
+        <w:rPr>
+          <w:rFonts w:ascii="Times New Roman" w:hAnsi="Times New Roman" w:cs="Times New Roman"/>
+          <w:sz w:val="28"/>
+          <w:szCs w:val="28"/>
+        </w:rPr>
+        <w:t xml:space="preserve">Хактивисты: Хакеры, мотивированные политическими убеждениями (защита свободы слова, информации), совершающие атаки для продвижения своих </w:t>
+      </w:r>
+      <w:r>
+        <w:rPr>
+          <w:rFonts w:ascii="Times New Roman" w:hAnsi="Times New Roman" w:cs="Times New Roman"/>
+          <w:sz w:val="28"/>
+          <w:szCs w:val="28"/>
+        </w:rPr>
+        <w:lastRenderedPageBreak/>
+        <w:t>ценностей. Они считают себя «Робинами Гудами» современного общества, но их действия могут вызывать хаос. Пример — группировка Anonymous.</w:t>
       </w:r>
     </w:p>
     <w:p>
@@ -2219,25 +2087,7 @@
           <w:sz w:val="28"/>
           <w:szCs w:val="28"/>
         </w:rPr>
-        <w:t>Программы-майнеры (</w:t>
-      </w:r>
-      <w:proofErr w:type="spellStart"/>
-      <w:r>
-        <w:rPr>
-          <w:rFonts w:ascii="Times New Roman" w:hAnsi="Times New Roman" w:cs="Times New Roman"/>
-          <w:sz w:val="28"/>
-          <w:szCs w:val="28"/>
-        </w:rPr>
-        <w:t>криптомайнеры</w:t>
-      </w:r>
-      <w:proofErr w:type="spellEnd"/>
-      <w:r>
-        <w:rPr>
-          <w:rFonts w:ascii="Times New Roman" w:hAnsi="Times New Roman" w:cs="Times New Roman"/>
-          <w:sz w:val="28"/>
-          <w:szCs w:val="28"/>
-        </w:rPr>
-        <w:t>): Заставляют атакованный компьютер добывать криптовалюту для злоумышленников.</w:t>
+        <w:t>Программы-майнеры (криптомайнеры): Заставляют атакованный компьютер добывать криптовалюту для злоумышленников.</w:t>
       </w:r>
     </w:p>
     <w:p>
@@ -2262,115 +2112,7 @@
           <w:sz w:val="28"/>
           <w:szCs w:val="28"/>
         </w:rPr>
-        <w:t>Программы-</w:t>
-      </w:r>
-      <w:proofErr w:type="spellStart"/>
-      <w:r>
-        <w:rPr>
-          <w:rFonts w:ascii="Times New Roman" w:hAnsi="Times New Roman" w:cs="Times New Roman"/>
-          <w:sz w:val="28"/>
-          <w:szCs w:val="28"/>
-        </w:rPr>
-        <w:t>цифровальщики</w:t>
-      </w:r>
-      <w:proofErr w:type="spellEnd"/>
-      <w:r>
-        <w:rPr>
-          <w:rFonts w:ascii="Times New Roman" w:hAnsi="Times New Roman" w:cs="Times New Roman"/>
-          <w:sz w:val="28"/>
-          <w:szCs w:val="28"/>
-        </w:rPr>
-        <w:t xml:space="preserve"> (</w:t>
-      </w:r>
-      <w:proofErr w:type="spellStart"/>
-      <w:r>
-        <w:rPr>
-          <w:rFonts w:ascii="Times New Roman" w:hAnsi="Times New Roman" w:cs="Times New Roman"/>
-          <w:sz w:val="28"/>
-          <w:szCs w:val="28"/>
-        </w:rPr>
-        <w:t>ransomware</w:t>
-      </w:r>
-      <w:proofErr w:type="spellEnd"/>
-      <w:r>
-        <w:rPr>
-          <w:rFonts w:ascii="Times New Roman" w:hAnsi="Times New Roman" w:cs="Times New Roman"/>
-          <w:sz w:val="28"/>
-          <w:szCs w:val="28"/>
-        </w:rPr>
-        <w:t xml:space="preserve">): Кодируют информацию на компьютере и требуют выкуп в криптовалюте за ее расшифровку (например, </w:t>
-      </w:r>
-      <w:proofErr w:type="spellStart"/>
-      <w:r>
-        <w:rPr>
-          <w:rFonts w:ascii="Times New Roman" w:hAnsi="Times New Roman" w:cs="Times New Roman"/>
-          <w:sz w:val="28"/>
-          <w:szCs w:val="28"/>
-        </w:rPr>
-        <w:t>WannaCry</w:t>
-      </w:r>
-      <w:proofErr w:type="spellEnd"/>
-      <w:r>
-        <w:rPr>
-          <w:rFonts w:ascii="Times New Roman" w:hAnsi="Times New Roman" w:cs="Times New Roman"/>
-          <w:sz w:val="28"/>
-          <w:szCs w:val="28"/>
-        </w:rPr>
-        <w:t xml:space="preserve">, </w:t>
-      </w:r>
-      <w:proofErr w:type="spellStart"/>
-      <w:r>
-        <w:rPr>
-          <w:rFonts w:ascii="Times New Roman" w:hAnsi="Times New Roman" w:cs="Times New Roman"/>
-          <w:sz w:val="28"/>
-          <w:szCs w:val="28"/>
-        </w:rPr>
-        <w:t>Petya</w:t>
-      </w:r>
-      <w:proofErr w:type="spellEnd"/>
-      <w:r>
-        <w:rPr>
-          <w:rFonts w:ascii="Times New Roman" w:hAnsi="Times New Roman" w:cs="Times New Roman"/>
-          <w:sz w:val="28"/>
-          <w:szCs w:val="28"/>
-        </w:rPr>
-        <w:t xml:space="preserve">, </w:t>
-      </w:r>
-      <w:proofErr w:type="spellStart"/>
-      <w:r>
-        <w:rPr>
-          <w:rFonts w:ascii="Times New Roman" w:hAnsi="Times New Roman" w:cs="Times New Roman"/>
-          <w:sz w:val="28"/>
-          <w:szCs w:val="28"/>
-        </w:rPr>
-        <w:t>Bad</w:t>
-      </w:r>
-      <w:proofErr w:type="spellEnd"/>
-      <w:r>
-        <w:rPr>
-          <w:rFonts w:ascii="Times New Roman" w:hAnsi="Times New Roman" w:cs="Times New Roman"/>
-          <w:sz w:val="28"/>
-          <w:szCs w:val="28"/>
-        </w:rPr>
-        <w:t xml:space="preserve"> </w:t>
-      </w:r>
-      <w:proofErr w:type="spellStart"/>
-      <w:r>
-        <w:rPr>
-          <w:rFonts w:ascii="Times New Roman" w:hAnsi="Times New Roman" w:cs="Times New Roman"/>
-          <w:sz w:val="28"/>
-          <w:szCs w:val="28"/>
-        </w:rPr>
-        <w:t>Rabbit</w:t>
-      </w:r>
-      <w:proofErr w:type="spellEnd"/>
-      <w:r>
-        <w:rPr>
-          <w:rFonts w:ascii="Times New Roman" w:hAnsi="Times New Roman" w:cs="Times New Roman"/>
-          <w:sz w:val="28"/>
-          <w:szCs w:val="28"/>
-        </w:rPr>
-        <w:t>).</w:t>
+        <w:t>Программы-цифровальщики (ransomware): Кодируют информацию на компьютере и требуют выкуп в криптовалюте за ее расшифровку (например, WannaCry, Petya, Bad Rabbit).</w:t>
       </w:r>
     </w:p>
     <w:p>
@@ -2459,7 +2201,16 @@
           <w:sz w:val="28"/>
           <w:szCs w:val="28"/>
         </w:rPr>
-        <w:t>Для ведения информационной войны разрабатываются специфические средства, которые могут быть оборонительными и наступательными. Объектами такого воздействия, прежде всего, являются информационно-технические системы (информационно-коммутационные, телекоммуникационные и т.п.), а также все существующие социальные системы, инфраструктурные объекты (энергетика, транспорт, управление воздушным движением), отдельные группы лиц и даже отдельные личности.</w:t>
+        <w:t xml:space="preserve">Для ведения информационной войны разрабатываются специфические средства, которые могут быть оборонительными и наступательными. Объектами такого воздействия, прежде всего, являются информационно-технические системы (информационно-коммутационные, телекоммуникационные и т.п.), а также все существующие социальные системы, инфраструктурные объекты (энергетика, </w:t>
+      </w:r>
+      <w:r>
+        <w:rPr>
+          <w:rFonts w:ascii="Times New Roman" w:hAnsi="Times New Roman" w:cs="Times New Roman"/>
+          <w:sz w:val="28"/>
+          <w:szCs w:val="28"/>
+        </w:rPr>
+        <w:lastRenderedPageBreak/>
+        <w:t>транспорт, управление воздушным движением), отдельные группы лиц и даже отдельные личности.</w:t>
       </w:r>
     </w:p>
     <w:p>
@@ -2545,7 +2296,16 @@
           <w:sz w:val="28"/>
           <w:szCs w:val="28"/>
         </w:rPr>
-        <w:t>Кибервойна тесно связана с понятием информационно-технического или кибернетического оружия, которое считается почти «идеальным» средством ведения боевых действий, лишенным многих недостатков классических видов оружия и обладающим огромными возможностями. Базисом современного кибероружия являются многочисленные вирусы, черви, программные и аппаратные трояны, шпионские программы, использующие различные уязвимости в системах киберзащиты (в микросхемах, криптографических алгоритмах, протоколах, программном обеспечении). Эти средства представляют угрозу для всех базовых объектов инфраструктуры современного государства, включая системы национальной безопасности, банковские и финансовые структуры, системы управления вооружением, транспортную инфраструктуру и особенно объекты топливно-энергетического комплекса.</w:t>
+        <w:t xml:space="preserve">Кибервойна тесно связана с понятием информационно-технического или кибернетического оружия, которое считается почти «идеальным» средством ведения боевых действий, лишенным многих недостатков классических видов оружия и обладающим огромными возможностями. Базисом современного кибероружия являются многочисленные вирусы, черви, программные и аппаратные трояны, шпионские программы, использующие различные уязвимости в системах киберзащиты (в микросхемах, криптографических алгоритмах, протоколах, программном обеспечении). Эти средства представляют угрозу для всех базовых объектов инфраструктуры современного государства, включая системы национальной безопасности, банковские и финансовые структуры, системы </w:t>
+      </w:r>
+      <w:r>
+        <w:rPr>
+          <w:rFonts w:ascii="Times New Roman" w:hAnsi="Times New Roman" w:cs="Times New Roman"/>
+          <w:sz w:val="28"/>
+          <w:szCs w:val="28"/>
+        </w:rPr>
+        <w:lastRenderedPageBreak/>
+        <w:t>управления вооружением, транспортную инфраструктуру и особенно объекты топливно-энергетического комплекса.</w:t>
       </w:r>
     </w:p>
     <w:p>
@@ -2581,62 +2341,34 @@
           <w:szCs w:val="28"/>
         </w:rPr>
       </w:pPr>
-      <w:proofErr w:type="spellStart"/>
-      <w:r>
-        <w:rPr>
-          <w:rFonts w:ascii="Times New Roman" w:hAnsi="Times New Roman" w:cs="Times New Roman"/>
-          <w:sz w:val="28"/>
-          <w:szCs w:val="28"/>
-        </w:rPr>
-        <w:t>Кибервоздействия</w:t>
-      </w:r>
-      <w:proofErr w:type="spellEnd"/>
-      <w:r>
-        <w:rPr>
-          <w:rFonts w:ascii="Times New Roman" w:hAnsi="Times New Roman" w:cs="Times New Roman"/>
-          <w:sz w:val="28"/>
-          <w:szCs w:val="28"/>
-        </w:rPr>
-        <w:t xml:space="preserve"> классифицируются по виду (одиночные и групповые), типу (пассивные и активные), характеру поражающих свойств (высокочастотные и комплексные), цели использования (атакующие, оборонительные и обеспечивающие) и способу реализации (алгоритмические, программные, аппаратные, физические).</w:t>
-      </w:r>
-    </w:p>
-    <w:p>
-      <w:pPr>
-        <w:spacing w:line="360" w:lineRule="auto"/>
-        <w:ind w:firstLine="709"/>
-        <w:contextualSpacing/>
-        <w:jc w:val="both"/>
-        <w:rPr>
-          <w:rFonts w:ascii="Times New Roman" w:hAnsi="Times New Roman" w:cs="Times New Roman"/>
-          <w:sz w:val="28"/>
-          <w:szCs w:val="28"/>
-        </w:rPr>
-      </w:pPr>
-      <w:r>
-        <w:rPr>
-          <w:rFonts w:ascii="Times New Roman" w:hAnsi="Times New Roman" w:cs="Times New Roman"/>
-          <w:sz w:val="28"/>
-          <w:szCs w:val="28"/>
-        </w:rPr>
-        <w:t xml:space="preserve">Примеры реальных кибервойн включают действия хакерской группы </w:t>
-      </w:r>
-      <w:proofErr w:type="spellStart"/>
-      <w:r>
-        <w:rPr>
-          <w:rFonts w:ascii="Times New Roman" w:hAnsi="Times New Roman" w:cs="Times New Roman"/>
-          <w:sz w:val="28"/>
-          <w:szCs w:val="28"/>
-        </w:rPr>
-        <w:t>GhostShell</w:t>
-      </w:r>
-      <w:proofErr w:type="spellEnd"/>
-      <w:r>
-        <w:rPr>
-          <w:rFonts w:ascii="Times New Roman" w:hAnsi="Times New Roman" w:cs="Times New Roman"/>
-          <w:sz w:val="28"/>
-          <w:szCs w:val="28"/>
-        </w:rPr>
-        <w:t xml:space="preserve"> против России и Китая, что свидетельствует о использовании информационного воздействия странами, стремящимися к исключительной роли в мире.</w:t>
+      <w:r>
+        <w:rPr>
+          <w:rFonts w:ascii="Times New Roman" w:hAnsi="Times New Roman" w:cs="Times New Roman"/>
+          <w:sz w:val="28"/>
+          <w:szCs w:val="28"/>
+        </w:rPr>
+        <w:t>Кибервоздействия классифицируются по виду (одиночные и групповые), типу (пассивные и активные), характеру поражающих свойств (высокочастотные и комплексные), цели использования (атакующие, оборонительные и обеспечивающие) и способу реализации (алгоритмические, программные, аппаратные, физические).</w:t>
+      </w:r>
+    </w:p>
+    <w:p>
+      <w:pPr>
+        <w:spacing w:line="360" w:lineRule="auto"/>
+        <w:ind w:firstLine="709"/>
+        <w:contextualSpacing/>
+        <w:jc w:val="both"/>
+        <w:rPr>
+          <w:rFonts w:ascii="Times New Roman" w:hAnsi="Times New Roman" w:cs="Times New Roman"/>
+          <w:sz w:val="28"/>
+          <w:szCs w:val="28"/>
+        </w:rPr>
+      </w:pPr>
+      <w:r>
+        <w:rPr>
+          <w:rFonts w:ascii="Times New Roman" w:hAnsi="Times New Roman" w:cs="Times New Roman"/>
+          <w:sz w:val="28"/>
+          <w:szCs w:val="28"/>
+        </w:rPr>
+        <w:t>Примеры реальных кибервойн включают действия хакерской группы GhostShell против России и Китая, что свидетельствует о использовании информационного воздействия странами, стремящимися к исключительной роли в мире.</w:t>
       </w:r>
     </w:p>
     <w:p>
@@ -2738,27 +2470,8 @@
           <w:sz w:val="28"/>
           <w:szCs w:val="28"/>
         </w:rPr>
-        <w:t xml:space="preserve">4. Методы и средства применения кибероружия. Виды информационных и кибератак. Удалённые сетевые кибератаки как наиболее распространённые типы </w:t>
-      </w:r>
-      <w:proofErr w:type="spellStart"/>
-      <w:r>
-        <w:rPr>
-          <w:rFonts w:ascii="Times New Roman" w:hAnsi="Times New Roman" w:cs="Times New Roman"/>
-          <w:b/>
-          <w:sz w:val="28"/>
-          <w:szCs w:val="28"/>
-        </w:rPr>
-        <w:t>кибервоздействий</w:t>
-      </w:r>
-      <w:proofErr w:type="spellEnd"/>
-      <w:r>
-        <w:rPr>
-          <w:rFonts w:ascii="Times New Roman" w:hAnsi="Times New Roman" w:cs="Times New Roman"/>
-          <w:b/>
-          <w:sz w:val="28"/>
-          <w:szCs w:val="28"/>
-        </w:rPr>
-        <w:t>.</w:t>
+        <w:lastRenderedPageBreak/>
+        <w:t>4. Методы и средства применения кибероружия. Виды информационных и кибератак. Удалённые сетевые кибератаки как наиболее распространённые типы кибервоздействий.</w:t>
       </w:r>
     </w:p>
     <w:p>
@@ -3007,6 +2720,7 @@
           <w:sz w:val="28"/>
           <w:szCs w:val="28"/>
         </w:rPr>
+        <w:lastRenderedPageBreak/>
         <w:t>Являются частью кода в программе.</w:t>
       </w:r>
     </w:p>
@@ -3345,6 +3059,7 @@
           <w:sz w:val="28"/>
           <w:szCs w:val="28"/>
         </w:rPr>
+        <w:lastRenderedPageBreak/>
         <w:t>Техническая эффективность: его действие визуально невозможно достоверно зафиксировать, но результаты сопоставимы с воздействием оружия массового поражения.</w:t>
       </w:r>
     </w:p>
@@ -3602,6 +3317,7 @@
           <w:sz w:val="28"/>
           <w:szCs w:val="28"/>
         </w:rPr>
+        <w:lastRenderedPageBreak/>
         <w:t>Преднамеренно созданные, скрытые интерфейсы (бэкдоры): Вводятся разработчиками ПО для корыстных или диверсионно-подрывных целей.</w:t>
       </w:r>
     </w:p>
@@ -3673,25 +3389,7 @@
           <w:sz w:val="28"/>
           <w:szCs w:val="28"/>
         </w:rPr>
-        <w:t xml:space="preserve">Основные виды </w:t>
-      </w:r>
-      <w:proofErr w:type="spellStart"/>
-      <w:r>
-        <w:rPr>
-          <w:rFonts w:ascii="Times New Roman" w:hAnsi="Times New Roman" w:cs="Times New Roman"/>
-          <w:sz w:val="28"/>
-          <w:szCs w:val="28"/>
-        </w:rPr>
-        <w:t>кибервоздействий</w:t>
-      </w:r>
-      <w:proofErr w:type="spellEnd"/>
-      <w:r>
-        <w:rPr>
-          <w:rFonts w:ascii="Times New Roman" w:hAnsi="Times New Roman" w:cs="Times New Roman"/>
-          <w:sz w:val="28"/>
-          <w:szCs w:val="28"/>
-        </w:rPr>
-        <w:t>:</w:t>
+        <w:t>Основные виды кибервоздействий:</w:t>
       </w:r>
     </w:p>
     <w:p>
@@ -3896,7 +3594,16 @@
           <w:sz w:val="28"/>
           <w:szCs w:val="28"/>
         </w:rPr>
-        <w:t>Алгоритмическое кибероружие: включает алгоритмы, использующие сочетание санкционированных действий и ПО для несанкционированного воздействия, или несанкционированные средства для воздействия, а также комбинированные алгоритмы. Разновидностью являются эксплойты.</w:t>
+        <w:t xml:space="preserve">Алгоритмическое кибероружие: включает алгоритмы, использующие сочетание санкционированных действий и ПО для несанкционированного </w:t>
+      </w:r>
+      <w:r>
+        <w:rPr>
+          <w:rFonts w:ascii="Times New Roman" w:hAnsi="Times New Roman" w:cs="Times New Roman"/>
+          <w:sz w:val="28"/>
+          <w:szCs w:val="28"/>
+        </w:rPr>
+        <w:lastRenderedPageBreak/>
+        <w:t>воздействия, или несанкционированные средства для воздействия, а также комбинированные алгоритмы. Разновидностью являются эксплойты.</w:t>
       </w:r>
     </w:p>
     <w:p>
@@ -3938,25 +3645,7 @@
           <w:sz w:val="28"/>
           <w:szCs w:val="28"/>
         </w:rPr>
-        <w:t xml:space="preserve">Аппаратное кибероружие: Встроенные или несанкционированно внедренные аппаратные средства с </w:t>
-      </w:r>
-      <w:proofErr w:type="spellStart"/>
-      <w:r>
-        <w:rPr>
-          <w:rFonts w:ascii="Times New Roman" w:hAnsi="Times New Roman" w:cs="Times New Roman"/>
-          <w:sz w:val="28"/>
-          <w:szCs w:val="28"/>
-        </w:rPr>
-        <w:t>недекларируемыми</w:t>
-      </w:r>
-      <w:proofErr w:type="spellEnd"/>
-      <w:r>
-        <w:rPr>
-          <w:rFonts w:ascii="Times New Roman" w:hAnsi="Times New Roman" w:cs="Times New Roman"/>
-          <w:sz w:val="28"/>
-          <w:szCs w:val="28"/>
-        </w:rPr>
-        <w:t xml:space="preserve"> возможностями, позволяющими несанкционированное воздействие, например, аппаратные закладки (трояны).</w:t>
+        <w:t>Аппаратное кибероружие: Встроенные или несанкционированно внедренные аппаратные средства с недекларируемыми возможностями, позволяющими несанкционированное воздействие, например, аппаратные закладки (трояны).</w:t>
       </w:r>
     </w:p>
     <w:p>
@@ -4000,18 +3689,8 @@
           <w:sz w:val="28"/>
           <w:szCs w:val="28"/>
         </w:rPr>
-        <w:t xml:space="preserve">Удаленные сетевые кибератаки как наиболее распространённые типы </w:t>
-      </w:r>
-      <w:proofErr w:type="spellStart"/>
-      <w:r>
-        <w:rPr>
-          <w:rFonts w:ascii="Times New Roman" w:hAnsi="Times New Roman" w:cs="Times New Roman"/>
-          <w:sz w:val="28"/>
-          <w:szCs w:val="28"/>
-        </w:rPr>
-        <w:t>кибервоздействий</w:t>
-      </w:r>
-      <w:proofErr w:type="spellEnd"/>
+        <w:t>Удаленные сетевые кибератаки как наиболее распространённые типы кибервоздействий</w:t>
+      </w:r>
     </w:p>
     <w:p>
       <w:pPr>
@@ -4152,6 +3831,7 @@
           <w:sz w:val="28"/>
           <w:szCs w:val="28"/>
         </w:rPr>
+        <w:lastRenderedPageBreak/>
         <w:t>Разнородность используемых версий ПО и операционных систем.</w:t>
       </w:r>
     </w:p>
@@ -4390,25 +4070,7 @@
           <w:sz w:val="28"/>
           <w:szCs w:val="28"/>
         </w:rPr>
-        <w:t xml:space="preserve">Нарушение работоспособности системы: Нарушение доступности информационных ресурсов. Примером является </w:t>
-      </w:r>
-      <w:proofErr w:type="spellStart"/>
-      <w:r>
-        <w:rPr>
-          <w:rFonts w:ascii="Times New Roman" w:hAnsi="Times New Roman" w:cs="Times New Roman"/>
-          <w:sz w:val="28"/>
-          <w:szCs w:val="28"/>
-        </w:rPr>
-        <w:t>DoS</w:t>
-      </w:r>
-      <w:proofErr w:type="spellEnd"/>
-      <w:r>
-        <w:rPr>
-          <w:rFonts w:ascii="Times New Roman" w:hAnsi="Times New Roman" w:cs="Times New Roman"/>
-          <w:sz w:val="28"/>
-          <w:szCs w:val="28"/>
-        </w:rPr>
-        <w:t>-атака.</w:t>
+        <w:t>Нарушение работоспособности системы: Нарушение доступности информационных ресурсов. Примером является DoS-атака.</w:t>
       </w:r>
     </w:p>
     <w:p>
@@ -4550,6 +4212,7 @@
           <w:sz w:val="28"/>
           <w:szCs w:val="28"/>
         </w:rPr>
+        <w:lastRenderedPageBreak/>
         <w:t>Атаки с обратной связью: Требуют получения ответа на запросы, что позволяет адаптивно реагировать на изменения. Характерны для распределенных сетевых информационных систем.</w:t>
       </w:r>
     </w:p>
@@ -4575,25 +4238,7 @@
           <w:sz w:val="28"/>
           <w:szCs w:val="28"/>
         </w:rPr>
-        <w:t xml:space="preserve">Атаки без обратной связи: Не требуют реакции на изменения. Осуществляются передачей одиночных команд. Например, </w:t>
-      </w:r>
-      <w:proofErr w:type="spellStart"/>
-      <w:r>
-        <w:rPr>
-          <w:rFonts w:ascii="Times New Roman" w:hAnsi="Times New Roman" w:cs="Times New Roman"/>
-          <w:sz w:val="28"/>
-          <w:szCs w:val="28"/>
-        </w:rPr>
-        <w:t>DoS</w:t>
-      </w:r>
-      <w:proofErr w:type="spellEnd"/>
-      <w:r>
-        <w:rPr>
-          <w:rFonts w:ascii="Times New Roman" w:hAnsi="Times New Roman" w:cs="Times New Roman"/>
-          <w:sz w:val="28"/>
-          <w:szCs w:val="28"/>
-        </w:rPr>
-        <w:t>-атака.</w:t>
+        <w:t>Атаки без обратной связи: Не требуют реакции на изменения. Осуществляются передачей одиночных команд. Например, DoS-атака.</w:t>
       </w:r>
     </w:p>
     <w:p>
@@ -4835,43 +4480,7 @@
           <w:sz w:val="28"/>
           <w:szCs w:val="28"/>
         </w:rPr>
-        <w:t>Атаки типа "отказ в обслуживании" (</w:t>
-      </w:r>
-      <w:proofErr w:type="spellStart"/>
-      <w:r>
-        <w:rPr>
-          <w:rFonts w:ascii="Times New Roman" w:hAnsi="Times New Roman" w:cs="Times New Roman"/>
-          <w:sz w:val="28"/>
-          <w:szCs w:val="28"/>
-        </w:rPr>
-        <w:t>DoS</w:t>
-      </w:r>
-      <w:proofErr w:type="spellEnd"/>
-      <w:r>
-        <w:rPr>
-          <w:rFonts w:ascii="Times New Roman" w:hAnsi="Times New Roman" w:cs="Times New Roman"/>
-          <w:sz w:val="28"/>
-          <w:szCs w:val="28"/>
-        </w:rPr>
-        <w:t>/</w:t>
-      </w:r>
-      <w:proofErr w:type="spellStart"/>
-      <w:r>
-        <w:rPr>
-          <w:rFonts w:ascii="Times New Roman" w:hAnsi="Times New Roman" w:cs="Times New Roman"/>
-          <w:sz w:val="28"/>
-          <w:szCs w:val="28"/>
-        </w:rPr>
-        <w:t>DDoS</w:t>
-      </w:r>
-      <w:proofErr w:type="spellEnd"/>
-      <w:r>
-        <w:rPr>
-          <w:rFonts w:ascii="Times New Roman" w:hAnsi="Times New Roman" w:cs="Times New Roman"/>
-          <w:sz w:val="28"/>
-          <w:szCs w:val="28"/>
-        </w:rPr>
-        <w:t>):</w:t>
+        <w:t>Атаки типа "отказ в обслуживании" (DoS/DDoS):</w:t>
       </w:r>
     </w:p>
     <w:p>
@@ -4896,25 +4505,7 @@
           <w:sz w:val="28"/>
           <w:szCs w:val="28"/>
         </w:rPr>
-        <w:t>Отказ в обслуживании (</w:t>
-      </w:r>
-      <w:proofErr w:type="spellStart"/>
-      <w:r>
-        <w:rPr>
-          <w:rFonts w:ascii="Times New Roman" w:hAnsi="Times New Roman" w:cs="Times New Roman"/>
-          <w:sz w:val="28"/>
-          <w:szCs w:val="28"/>
-        </w:rPr>
-        <w:t>DoS</w:t>
-      </w:r>
-      <w:proofErr w:type="spellEnd"/>
-      <w:r>
-        <w:rPr>
-          <w:rFonts w:ascii="Times New Roman" w:hAnsi="Times New Roman" w:cs="Times New Roman"/>
-          <w:sz w:val="28"/>
-          <w:szCs w:val="28"/>
-        </w:rPr>
-        <w:t>-атака).</w:t>
+        <w:t>Отказ в обслуживании (DoS-атака).</w:t>
       </w:r>
     </w:p>
     <w:p>
@@ -4939,25 +4530,7 @@
           <w:sz w:val="28"/>
           <w:szCs w:val="28"/>
         </w:rPr>
-        <w:t>Распределенная атака "отказ в обслуживании" (</w:t>
-      </w:r>
-      <w:proofErr w:type="spellStart"/>
-      <w:r>
-        <w:rPr>
-          <w:rFonts w:ascii="Times New Roman" w:hAnsi="Times New Roman" w:cs="Times New Roman"/>
-          <w:sz w:val="28"/>
-          <w:szCs w:val="28"/>
-        </w:rPr>
-        <w:t>DDoS</w:t>
-      </w:r>
-      <w:proofErr w:type="spellEnd"/>
-      <w:r>
-        <w:rPr>
-          <w:rFonts w:ascii="Times New Roman" w:hAnsi="Times New Roman" w:cs="Times New Roman"/>
-          <w:sz w:val="28"/>
-          <w:szCs w:val="28"/>
-        </w:rPr>
-        <w:t>-атака).</w:t>
+        <w:t>Распределенная атака "отказ в обслуживании" (DDoS-атака).</w:t>
       </w:r>
     </w:p>
     <w:p>
@@ -5050,7 +4623,16 @@
           <w:sz w:val="28"/>
           <w:szCs w:val="28"/>
         </w:rPr>
-        <w:t>Способы внедрения вредоносных программ в информационные ресурсы противника являются ключевыми элементами наступательных средств программно-технического воздействия (СПТВ) в условиях информационной войны. В качестве технологической платформы современного кибероружия используются многочисленные вирусы, черви, программные и аппаратные трояны, а также шпионские программы, которые эксплуатируют уязвимости в системах киберзащиты.</w:t>
+        <w:t xml:space="preserve">Способы внедрения вредоносных программ в информационные ресурсы противника являются ключевыми элементами наступательных средств программно-технического воздействия (СПТВ) в условиях информационной войны. В качестве технологической платформы современного кибероружия используются многочисленные вирусы, черви, программные и аппаратные трояны, </w:t>
+      </w:r>
+      <w:r>
+        <w:rPr>
+          <w:rFonts w:ascii="Times New Roman" w:hAnsi="Times New Roman" w:cs="Times New Roman"/>
+          <w:sz w:val="28"/>
+          <w:szCs w:val="28"/>
+        </w:rPr>
+        <w:lastRenderedPageBreak/>
+        <w:t>а также шпионские программы, которые эксплуатируют уязвимости в системах киберзащиты.</w:t>
       </w:r>
     </w:p>
     <w:p>
@@ -5197,6 +4779,7 @@
           <w:sz w:val="28"/>
           <w:szCs w:val="28"/>
         </w:rPr>
+        <w:lastRenderedPageBreak/>
         <w:t>К характерным чертам всех этих СПТВ относятся универсальность, скрытность, внезапность, экономичность, многовариантность и свобода пространственно-временного манёвра.</w:t>
       </w:r>
     </w:p>
@@ -5218,25 +4801,7 @@
           <w:sz w:val="28"/>
           <w:szCs w:val="28"/>
         </w:rPr>
-        <w:t xml:space="preserve">Примеры </w:t>
-      </w:r>
-      <w:proofErr w:type="spellStart"/>
-      <w:r>
-        <w:rPr>
-          <w:rFonts w:ascii="Times New Roman" w:hAnsi="Times New Roman" w:cs="Times New Roman"/>
-          <w:sz w:val="28"/>
-          <w:szCs w:val="28"/>
-        </w:rPr>
-        <w:t>кибертерактов</w:t>
-      </w:r>
-      <w:proofErr w:type="spellEnd"/>
-      <w:r>
-        <w:rPr>
-          <w:rFonts w:ascii="Times New Roman" w:hAnsi="Times New Roman" w:cs="Times New Roman"/>
-          <w:sz w:val="28"/>
-          <w:szCs w:val="28"/>
-        </w:rPr>
-        <w:t xml:space="preserve"> и угроз:</w:t>
+        <w:t>Примеры кибертерактов и угроз:</w:t>
       </w:r>
     </w:p>
     <w:p>
@@ -5430,6 +4995,7 @@
           <w:sz w:val="28"/>
           <w:szCs w:val="28"/>
         </w:rPr>
+        <w:lastRenderedPageBreak/>
         <w:t>Основные проблемы:</w:t>
       </w:r>
     </w:p>
@@ -5660,6 +5226,7 @@
           <w:sz w:val="28"/>
           <w:szCs w:val="28"/>
         </w:rPr>
+        <w:lastRenderedPageBreak/>
         <w:t>Может привести к развязыванию локальной, региональной или даже глобальной войны.</w:t>
       </w:r>
     </w:p>
@@ -5806,25 +5373,7 @@
           <w:sz w:val="28"/>
           <w:szCs w:val="28"/>
         </w:rPr>
-        <w:t>Трассировка атаки (</w:t>
-      </w:r>
-      <w:proofErr w:type="spellStart"/>
-      <w:r>
-        <w:rPr>
-          <w:rFonts w:ascii="Times New Roman" w:hAnsi="Times New Roman" w:cs="Times New Roman"/>
-          <w:sz w:val="28"/>
-          <w:szCs w:val="28"/>
-        </w:rPr>
-        <w:t>Traceback</w:t>
-      </w:r>
-      <w:proofErr w:type="spellEnd"/>
-      <w:r>
-        <w:rPr>
-          <w:rFonts w:ascii="Times New Roman" w:hAnsi="Times New Roman" w:cs="Times New Roman"/>
-          <w:sz w:val="28"/>
-          <w:szCs w:val="28"/>
-        </w:rPr>
-        <w:t>): Маршрутизаторы могут помочь локализовать источник атаки.</w:t>
+        <w:t>Трассировка атаки (Traceback): Маршрутизаторы могут помочь локализовать источник атаки.</w:t>
       </w:r>
     </w:p>
     <w:p>
@@ -5849,25 +5398,7 @@
           <w:sz w:val="28"/>
           <w:szCs w:val="28"/>
         </w:rPr>
-        <w:t xml:space="preserve">Временные параметры: Анализ времени создания вредоносного кода, начала операции или пиковой активности может сузить круг потенциальных стран-участников (например, случай </w:t>
-      </w:r>
-      <w:proofErr w:type="spellStart"/>
-      <w:r>
-        <w:rPr>
-          <w:rFonts w:ascii="Times New Roman" w:hAnsi="Times New Roman" w:cs="Times New Roman"/>
-          <w:sz w:val="28"/>
-          <w:szCs w:val="28"/>
-        </w:rPr>
-        <w:t>Stuxnet</w:t>
-      </w:r>
-      <w:proofErr w:type="spellEnd"/>
-      <w:r>
-        <w:rPr>
-          <w:rFonts w:ascii="Times New Roman" w:hAnsi="Times New Roman" w:cs="Times New Roman"/>
-          <w:sz w:val="28"/>
-          <w:szCs w:val="28"/>
-        </w:rPr>
-        <w:t>).</w:t>
+        <w:t>Временные параметры: Анализ времени создания вредоносного кода, начала операции или пиковой активности может сузить круг потенциальных стран-участников (например, случай Stuxnet).</w:t>
       </w:r>
     </w:p>
     <w:p>
@@ -5917,25 +5448,7 @@
           <w:sz w:val="28"/>
           <w:szCs w:val="28"/>
         </w:rPr>
-        <w:t>Лингвистический анализ (</w:t>
-      </w:r>
-      <w:proofErr w:type="spellStart"/>
-      <w:r>
-        <w:rPr>
-          <w:rFonts w:ascii="Times New Roman" w:hAnsi="Times New Roman" w:cs="Times New Roman"/>
-          <w:sz w:val="28"/>
-          <w:szCs w:val="28"/>
-        </w:rPr>
-        <w:t>стилометрия</w:t>
-      </w:r>
-      <w:proofErr w:type="spellEnd"/>
-      <w:r>
-        <w:rPr>
-          <w:rFonts w:ascii="Times New Roman" w:hAnsi="Times New Roman" w:cs="Times New Roman"/>
-          <w:sz w:val="28"/>
-          <w:szCs w:val="28"/>
-        </w:rPr>
-        <w:t>): Определение стилистики языка в комментариях или сопроводительных текстах вредоносного ПО, что позволяет выявить культурную и языковую принадлежность атакующего.</w:t>
+        <w:t>Лингвистический анализ (стилометрия): Определение стилистики языка в комментариях или сопроводительных текстах вредоносного ПО, что позволяет выявить культурную и языковую принадлежность атакующего.</w:t>
       </w:r>
     </w:p>
     <w:p>
@@ -5960,43 +5473,7 @@
           <w:sz w:val="28"/>
           <w:szCs w:val="28"/>
         </w:rPr>
-        <w:t>Обманные системы (</w:t>
-      </w:r>
-      <w:proofErr w:type="spellStart"/>
-      <w:r>
-        <w:rPr>
-          <w:rFonts w:ascii="Times New Roman" w:hAnsi="Times New Roman" w:cs="Times New Roman"/>
-          <w:sz w:val="28"/>
-          <w:szCs w:val="28"/>
-        </w:rPr>
-        <w:t>Honeypot</w:t>
-      </w:r>
-      <w:proofErr w:type="spellEnd"/>
-      <w:r>
-        <w:rPr>
-          <w:rFonts w:ascii="Times New Roman" w:hAnsi="Times New Roman" w:cs="Times New Roman"/>
-          <w:sz w:val="28"/>
-          <w:szCs w:val="28"/>
-        </w:rPr>
-        <w:t>/</w:t>
-      </w:r>
-      <w:proofErr w:type="spellStart"/>
-      <w:r>
-        <w:rPr>
-          <w:rFonts w:ascii="Times New Roman" w:hAnsi="Times New Roman" w:cs="Times New Roman"/>
-          <w:sz w:val="28"/>
-          <w:szCs w:val="28"/>
-        </w:rPr>
-        <w:t>Honeynet</w:t>
-      </w:r>
-      <w:proofErr w:type="spellEnd"/>
-      <w:r>
-        <w:rPr>
-          <w:rFonts w:ascii="Times New Roman" w:hAnsi="Times New Roman" w:cs="Times New Roman"/>
-          <w:sz w:val="28"/>
-          <w:szCs w:val="28"/>
-        </w:rPr>
-        <w:t>): Фальшивые узлы сети, предназначенные для привлечения злоумышленников и сбора их следов.</w:t>
+        <w:t>Обманные системы (Honeypot/Honeynet): Фальшивые узлы сети, предназначенные для привлечения злоумышленников и сбора их следов.</w:t>
       </w:r>
     </w:p>
     <w:p>
@@ -6040,23 +5517,14 @@
           <w:szCs w:val="28"/>
         </w:rPr>
       </w:pPr>
-      <w:proofErr w:type="spellStart"/>
-      <w:r>
-        <w:rPr>
-          <w:rFonts w:ascii="Times New Roman" w:hAnsi="Times New Roman" w:cs="Times New Roman"/>
-          <w:sz w:val="28"/>
-          <w:szCs w:val="28"/>
-        </w:rPr>
-        <w:t>Постфактумная</w:t>
-      </w:r>
-      <w:proofErr w:type="spellEnd"/>
-      <w:r>
-        <w:rPr>
-          <w:rFonts w:ascii="Times New Roman" w:hAnsi="Times New Roman" w:cs="Times New Roman"/>
-          <w:sz w:val="28"/>
-          <w:szCs w:val="28"/>
-        </w:rPr>
-        <w:t xml:space="preserve"> идентификация: Выявление автора по его действиям после атаки, например, через социальные сети, аукционы украденной информации или отслеживание денежных переводов.</w:t>
+      <w:r>
+        <w:rPr>
+          <w:rFonts w:ascii="Times New Roman" w:hAnsi="Times New Roman" w:cs="Times New Roman"/>
+          <w:sz w:val="28"/>
+          <w:szCs w:val="28"/>
+        </w:rPr>
+        <w:lastRenderedPageBreak/>
+        <w:t>Постфактумная идентификация: Выявление автора по его действиям после атаки, например, через социальные сети, аукционы украденной информации или отслеживание денежных переводов.</w:t>
       </w:r>
     </w:p>
     <w:p>
@@ -6191,43 +5659,7 @@
           <w:sz w:val="28"/>
           <w:szCs w:val="28"/>
         </w:rPr>
-        <w:t>Резонансные киберинциденты последних лет (</w:t>
-      </w:r>
-      <w:proofErr w:type="spellStart"/>
-      <w:r>
-        <w:rPr>
-          <w:rFonts w:ascii="Times New Roman" w:hAnsi="Times New Roman" w:cs="Times New Roman"/>
-          <w:sz w:val="28"/>
-          <w:szCs w:val="28"/>
-        </w:rPr>
-        <w:t>Stuxnet</w:t>
-      </w:r>
-      <w:proofErr w:type="spellEnd"/>
-      <w:r>
-        <w:rPr>
-          <w:rFonts w:ascii="Times New Roman" w:hAnsi="Times New Roman" w:cs="Times New Roman"/>
-          <w:sz w:val="28"/>
-          <w:szCs w:val="28"/>
-        </w:rPr>
-        <w:t xml:space="preserve">, атаки на инфраструктуру Украины, массовые </w:t>
-      </w:r>
-      <w:proofErr w:type="spellStart"/>
-      <w:r>
-        <w:rPr>
-          <w:rFonts w:ascii="Times New Roman" w:hAnsi="Times New Roman" w:cs="Times New Roman"/>
-          <w:sz w:val="28"/>
-          <w:szCs w:val="28"/>
-        </w:rPr>
-        <w:t>DDoS</w:t>
-      </w:r>
-      <w:proofErr w:type="spellEnd"/>
-      <w:r>
-        <w:rPr>
-          <w:rFonts w:ascii="Times New Roman" w:hAnsi="Times New Roman" w:cs="Times New Roman"/>
-          <w:sz w:val="28"/>
-          <w:szCs w:val="28"/>
-        </w:rPr>
-        <w:t xml:space="preserve">-атаки на госструктуры) показали необходимость </w:t>
+        <w:t xml:space="preserve">Резонансные киберинциденты последних лет (Stuxnet, атаки на инфраструктуру Украины, массовые DDoS-атаки на госструктуры) показали необходимость </w:t>
       </w:r>
       <w:r>
         <w:rPr>
@@ -6377,6 +5809,7 @@
           <w:sz w:val="28"/>
           <w:szCs w:val="28"/>
         </w:rPr>
+        <w:lastRenderedPageBreak/>
         <w:t>Анонимность и трудность атрибуции атак: сложно доказать, к</w:t>
       </w:r>
       <w:r>
@@ -6406,25 +5839,7 @@
           <w:sz w:val="28"/>
           <w:szCs w:val="28"/>
         </w:rPr>
-        <w:t xml:space="preserve">Разные интересы государств: развитые страны инвестируют в наступательные </w:t>
-      </w:r>
-      <w:proofErr w:type="spellStart"/>
-      <w:r>
-        <w:rPr>
-          <w:rFonts w:ascii="Times New Roman" w:hAnsi="Times New Roman" w:cs="Times New Roman"/>
-          <w:sz w:val="28"/>
-          <w:szCs w:val="28"/>
-        </w:rPr>
-        <w:t>кибервозможности</w:t>
-      </w:r>
-      <w:proofErr w:type="spellEnd"/>
-      <w:r>
-        <w:rPr>
-          <w:rFonts w:ascii="Times New Roman" w:hAnsi="Times New Roman" w:cs="Times New Roman"/>
-          <w:sz w:val="28"/>
-          <w:szCs w:val="28"/>
-        </w:rPr>
-        <w:t xml:space="preserve"> и не заинтересованы в их ограничении.</w:t>
+        <w:t>Разные интересы государств: развитые страны инвестируют в наступательные кибервозможности и не заинтересованы в их ограничении.</w:t>
       </w:r>
     </w:p>
     <w:p>
@@ -6679,43 +6094,7 @@
           <w:sz w:val="28"/>
           <w:szCs w:val="28"/>
         </w:rPr>
-        <w:t>Более реалистичен постепенный подход: формирование норм «мягкого права» (</w:t>
-      </w:r>
-      <w:proofErr w:type="spellStart"/>
-      <w:r>
-        <w:rPr>
-          <w:rFonts w:ascii="Times New Roman" w:hAnsi="Times New Roman" w:cs="Times New Roman"/>
-          <w:sz w:val="28"/>
-          <w:szCs w:val="28"/>
-        </w:rPr>
-        <w:t>soft</w:t>
-      </w:r>
-      <w:proofErr w:type="spellEnd"/>
-      <w:r>
-        <w:rPr>
-          <w:rFonts w:ascii="Times New Roman" w:hAnsi="Times New Roman" w:cs="Times New Roman"/>
-          <w:sz w:val="28"/>
-          <w:szCs w:val="28"/>
-        </w:rPr>
-        <w:t xml:space="preserve"> </w:t>
-      </w:r>
-      <w:proofErr w:type="spellStart"/>
-      <w:r>
-        <w:rPr>
-          <w:rFonts w:ascii="Times New Roman" w:hAnsi="Times New Roman" w:cs="Times New Roman"/>
-          <w:sz w:val="28"/>
-          <w:szCs w:val="28"/>
-        </w:rPr>
-        <w:t>law</w:t>
-      </w:r>
-      <w:proofErr w:type="spellEnd"/>
-      <w:r>
-        <w:rPr>
-          <w:rFonts w:ascii="Times New Roman" w:hAnsi="Times New Roman" w:cs="Times New Roman"/>
-          <w:sz w:val="28"/>
-          <w:szCs w:val="28"/>
-        </w:rPr>
-        <w:t>), кодексов поведения и региональных соглашений.</w:t>
+        <w:t>Более реалистичен постепенный подход: формирование норм «мягкого права» (soft law), кодексов поведения и региональных соглашений.</w:t>
       </w:r>
     </w:p>
     <w:p>
@@ -6759,6 +6138,7 @@
           <w:sz w:val="28"/>
           <w:szCs w:val="28"/>
         </w:rPr>
+        <w:lastRenderedPageBreak/>
         <w:t>8. Самостоятельное изучение самой свежей научной литературы (научных статей, монографий, учебников 21 – 23 годов издания)</w:t>
       </w:r>
     </w:p>
@@ -6848,7 +6228,16 @@
         <w:szCs w:val="28"/>
         <w:lang w:bidi="hi-IN"/>
       </w:rPr>
-      <w:t>2025</w:t>
+      <w:t>202</w:t>
+    </w:r>
+    <w:r>
+      <w:rPr>
+        <w:rFonts w:ascii="Times New Roman" w:eastAsia="Calibri" w:hAnsi="Times New Roman" w:cs="Times New Roman"/>
+        <w:sz w:val="28"/>
+        <w:szCs w:val="28"/>
+        <w:lang w:val="ru-RU" w:bidi="hi-IN"/>
+      </w:rPr>
+      <w:t>6</w:t>
     </w:r>
   </w:p>
 </w:ftr>

--- a/fast_algorithms_in_protection_systems/Отчёты/Практическое занятие № 1/Практическое занятие № 1.docx
+++ b/fast_algorithms_in_protection_systems/Отчёты/Практическое занятие № 1/Практическое занятие № 1.docx
@@ -727,7 +727,15 @@
                 <w:sz w:val="28"/>
                 <w:szCs w:val="28"/>
               </w:rPr>
-              <w:t xml:space="preserve">Проверил:  </w:t>
+              <w:t xml:space="preserve">Проверил: </w:t>
+            </w:r>
+            <w:r>
+              <w:rPr>
+                <w:rFonts w:ascii="Times New Roman" w:hAnsi="Times New Roman" w:cs="Times New Roman"/>
+                <w:sz w:val="28"/>
+                <w:szCs w:val="28"/>
+              </w:rPr>
+              <w:t>преп.</w:t>
             </w:r>
           </w:p>
         </w:tc>
